--- a/docs/sample-requirements/03-negative-broken-image.docx
+++ b/docs/sample-requirements/03-negative-broken-image.docx
@@ -16,6 +16,10 @@
         <w:spacing w:after="120"/>
       </w:pPr>
       <w:r>
+        <w:rPr>
+          <w:i w:val="false"/>
+          <w:iCs w:val="false"/>
+        </w:rPr>
         <w:t xml:space="preserve">This document is SUPPOSED to fail. The image tag does not exist, so the rollout can never complete. Use it to demonstrate that the verification pyramid tells the truth: a green result means something because this red result is possible.</w:t>
       </w:r>
     </w:p>
@@ -24,6 +28,10 @@
         <w:spacing w:after="120"/>
       </w:pPr>
       <w:r>
+        <w:rPr>
+          <w:i w:val="false"/>
+          <w:iCs w:val="false"/>
+        </w:rPr>
         <w:t xml:space="preserve">Deploy it exactly like the others. Expected outcome: the pod watch shows ImagePullBackOff, verification level 1 (rollout) stays red with "0/1 new replicas rolled out", and no URL is ever offered. Then use the rollback on the deployment record to clean up — it removes only what this deploy created.</w:t>
       </w:r>
     </w:p>
@@ -515,6 +523,10 @@
         <w:spacing w:after="120"/>
       </w:pPr>
       <w:r>
+        <w:rPr>
+          <w:i w:val="false"/>
+          <w:iCs w:val="false"/>
+        </w:rPr>
         <w:t xml:space="preserve">The tag 1.99-does-not-exist is intentionally invalid.</w:t>
       </w:r>
     </w:p>
@@ -1934,6 +1946,10 @@
         <w:spacing w:after="120"/>
       </w:pPr>
       <w:r>
+        <w:rPr>
+          <w:i w:val="false"/>
+          <w:iCs w:val="false"/>
+        </w:rPr>
         <w:t xml:space="preserve">- This deployment always meets its rollback criteria. Roll it back after the demonstration.</w:t>
       </w:r>
     </w:p>
